--- a/paper/Response_to_Reviewers_PMEA-107016_zh.docx
+++ b/paper/Response_to_Reviewers_PMEA-107016_zh.docx
@@ -126,7 +126,7 @@
           <w:i w:val="0"/>
           <w:sz w:val="22"/>
         </w:rPr>
-        <w:t>•  预注册种子协议与全量重跑：所有实验（主表、效率、子类、尺度消融）均在事先固定的 10 个种子（0–9）上重跑，13 种方法共用同一组种子，种子同时决定初始化与患者级划分。全部表格与图已重新生成；新增逐种子结果图与配对差值置信区间图；代码、种子清单与复现文档随稿公开。</w:t>
+        <w:t>•  预注册种子协议与全量重跑：所有实验（主表、效率、子类、尺度消融）均在事先固定的 10 个种子（0–9）上重跑，13 种方法共用同一组种子，种子同时决定初始化与患者级划分。全部表格与图已重新生成；新增逐种子结果图与配对差值置信区间图；代码、种子清单与复现文档随稿公开，公开仓库为 https://github.com/ZS520L/QTS-ECG（含代码、配置、预注册种子清单、分析脚本、逐种子结果文件、汇总表与图，以及 docs/REPRODUCIBILITY.md 复现指南：环境版本、数据校验和与预计耗时）。</w:t>
       </w:r>
     </w:p>
     <w:p>
@@ -1007,7 +1007,7 @@
           <w:i w:val="0"/>
           <w:sz w:val="22"/>
         </w:rPr>
-        <w:t>再次感谢编辑与审稿人的时间与指导。所有修改在修订稿中以蓝色标出；随稿公开的代码、种子清单与逐种子结果可精确复现修订稿表格中的每一个数字。</w:t>
+        <w:t>再次感谢编辑与审稿人的时间与指导。所有修改在修订稿中以蓝色标出；随稿公开的代码、种子清单与逐种子结果（公开仓库 https://github.com/ZS520L/QTS-ECG）可精确复现修订稿表格中的每一个数字。</w:t>
       </w:r>
     </w:p>
     <w:p>

--- a/paper/Response_to_Reviewers_PMEA-107016_zh.docx
+++ b/paper/Response_to_Reviewers_PMEA-107016_zh.docx
@@ -97,7 +97,7 @@
           <w:i w:val="0"/>
           <w:sz w:val="22"/>
         </w:rPr>
-        <w:t>感谢编辑部给予我们修改并重新提交的机会，也衷心感谢两位审稿人细致、建设性且坦率的意见。这些意见使论文变得明显更严谨、更诚实。</w:t>
+        <w:t>感谢编辑部给予我们修改并重新提交的机会，也衷心感谢两位审稿人细致、建设性且坦率的意见。这些意见使论文在严谨性、平衡性与临床定位上都有了明显提升。</w:t>
       </w:r>
     </w:p>
     <w:p>
@@ -141,7 +141,7 @@
           <w:i w:val="0"/>
           <w:sz w:val="22"/>
         </w:rPr>
-        <w:t>•  收敛并更正结论性表述：修订稿不再声称"两个数据集均第一"：QTS 在 CPSC 2018 上第一（显著优于全部 12 个基线），在 PTB-XL 上第二（显著低于 Deep SVDD 0.015 AUROC，但显著优于其余 11 个基线）。删除了所有"首个……"类新颖性表述；训练时间与参数量改为实测值；统计检验改为 10 个种子上的双侧配对 Wilcoxon 检验并作 Holm 校正（原 5 种子单侧分析及其关于"双侧最小 p 值"的表述有误，已整体替换）。</w:t>
+        <w:t>•  收敛并更正结论性表述：修订稿不再声称"两个数据集均第一"：QTS 在 CPSC 2018 上第一（显著优于全部 12 个基线），在 PTB-XL 上第二（显著低于 Deep SVDD 0.015 AUROC，但显著优于其余 11 个基线）。删除了所有"首个……"类新颖性表述；训练时间与参数量改为实测值；统计检验改为 10 个种子上的双侧配对 Wilcoxon 检验并作 Holm 校正（原 5 种子单侧分析已整体替换为 10 种子双侧配对 Wilcoxon + Holm 校正，原稿中关于最小双侧 p 值的一句随之删除）。</w:t>
       </w:r>
     </w:p>
     <w:p>
@@ -269,7 +269,7 @@
           <w:i w:val="0"/>
           <w:sz w:val="22"/>
         </w:rPr>
-        <w:t>感谢审稿人肯定"生理对齐"这一核心科学想法，并给出精确、可执行的建议。我们同意全部意见并已逐条落实。</w:t>
+        <w:t>感谢审稿人肯定"生理对齐"这一核心科学想法，并给出精确、可执行的建议。全部意见均已落实，逐条说明如下。</w:t>
       </w:r>
     </w:p>
     <w:p>
@@ -297,7 +297,7 @@
           <w:i w:val="0"/>
           <w:sz w:val="22"/>
         </w:rPr>
-        <w:t>回复：我们同意原稿的临床依据不够充分。已按建议在 Introduction 中"The ECG is fundamentally a quasi-periodic signal..."一段加入 Letz et al. (2023)，并一并补充三项临床 ECG-AI 研究；同时在 Clinical Implications 小节再次引用，使 QTS 的形态学前提有已发表临床结局支撑。</w:t>
+        <w:t>回复：感谢审稿人的建议。我们已在 Introduction 中"The ECG is fundamentally a quasi-periodic signal..."一段加入 Letz et al. (2023)，并一并补充三项临床 ECG-AI 研究；同时在 Clinical Implications 小节再次引用，使 QTS 的形态学前提有已发表临床结局支撑。</w:t>
       </w:r>
     </w:p>
     <w:p>
@@ -355,7 +355,7 @@
           <w:i w:val="0"/>
           <w:sz w:val="22"/>
         </w:rPr>
-        <w:t>回复：完全接受该批评。所有"first work to ..."表述已删除。Contribution 1 现将 QTS 明确置于向量量化、字典学习与原型方法的长期谱系之中，只主张特定实例化（QT 对齐的滑窗向量量化、原始 12 导联输入、两卷积实现）及其系统性的预注册评估。Related Work 的稀疏编码/字典学习小节按同一精神重写；摘要也不再声称两个基准均第一。</w:t>
+        <w:t>回复：感谢审稿人帮助我们把贡献定位得更准确。所有"first work to ..."表述已删除。Contribution 1 现将 QTS 明确置于向量量化、字典学习与原型方法的长期谱系之中，只主张特定实例化（QT 对齐的滑窗向量量化、原始 12 导联输入、两卷积实现）及其系统性的预注册评估。Related Work 的稀疏编码/字典学习小节按同一精神重写；摘要也不再声称两个基准均第一。</w:t>
       </w:r>
     </w:p>
     <w:p>
@@ -413,7 +413,7 @@
           <w:i w:val="0"/>
           <w:sz w:val="22"/>
         </w:rPr>
-        <w:t>回复：同意。3.2 节开头新增"阅读说明"；各命题标题加"intuition"标签（命题 3 为"worst-case intuition"、命题 4 为"population-limit intuition"）；命题 1 后加备注，说明内在维数 d 是未经验证的工作假设；小节标题"Detection Separation Guarantee"改为"Detection Separation Intuition"；节末总结说明这些假设是可证伪的工作假设（例如可通过估计正常 ECG 窗流形的内在维数来检验），并把 QTS 的实证论证明确交给实验部分。</w:t>
+        <w:t>回复：感谢审稿人的建议。3.2 节开头新增"阅读说明"；各命题标题加"intuition"标签（命题 3 为"worst-case intuition"、命题 4 为"population-limit intuition"）；命题 1 后加备注，说明内在维数 d 是未经验证的工作假设；小节标题"Detection Separation Guarantee"改为"Detection Separation Intuition"；节末总结说明这些假设是可证伪的工作假设（例如可通过估计正常 ECG 窗流形的内在维数来检验），并把 QTS 的实证论证明确交给实验部分。</w:t>
       </w:r>
     </w:p>
     <w:p>
@@ -471,7 +471,7 @@
           <w:i w:val="0"/>
           <w:sz w:val="22"/>
         </w:rPr>
-        <w:t>回复：同意原图与图注只从失败模式一面呈现竞争范式。新图注对八个范式逐一给出核心机制、典型优势与典型风险（包括 QTS 自身的风险）；图前新增一段说明：这些失败模式是"典型"而非"普遍"的，并举出竞争范式的实际优势（包括在我们实验中仍然有竞争力者，如 VAE 在 PTB-XL 上第三）；同时指引读者查看 QTS 自身的量化局限（5.4、6.3 节）。</w:t>
+        <w:t>回复：感谢审稿人的建议。新图注对八个范式逐一给出核心机制、典型优势与典型风险（包括 QTS 自身的风险）；图前新增一段说明：这些失败模式是"典型"而非"普遍"的，并举出竞争范式的实际优势（包括在我们实验中仍然有竞争力者，如 VAE 在 PTB-XL 上第三）；同时指引读者查看 QTS 自身的量化局限（5.4、6.3 节）。</w:t>
       </w:r>
     </w:p>
     <w:p>
@@ -587,7 +587,7 @@
           <w:i w:val="0"/>
           <w:sz w:val="22"/>
         </w:rPr>
-        <w:t>回复：已按以下办法压缩（在新增小节、迁移实验与文献之外，正文净减约 900 词）：(i) Introduction 中关于重构失败与可解释性的两段合并为一段短段（形式化陈述在 3.2 节、实证陈述在第 5 节）；(ii) Related Work 2.1 中重复 Introduction 论证的第二段改为一句交叉引用；(iii) 稀疏编码小节结尾的主张缩短；(iv) Discussion 6.1 的 Factor 1–2 不再重述命题，改为引用 3.2 节；(v) 子类与消融讨论收紧。压缩后的 Introduction 段落示例：</w:t>
+        <w:t>回复：感谢审稿人的建议；已按以下办法压缩（在新增小节、迁移实验与文献之外，正文净减约 900 词）：(i) Introduction 中关于重构失败与可解释性的两段合并为一段短段（形式化陈述在 3.2 节、实证陈述在第 5 节）；(ii) Related Work 2.1 中重复 Introduction 论证的第二段改为一句交叉引用；(iii) 稀疏编码小节结尾的主张缩短；(iv) Discussion 6.1 的 Factor 1–2 不再重述命题，改为引用 3.2 节；(v) 子类与消融讨论收紧。压缩后的 Introduction 段落示例：</w:t>
       </w:r>
     </w:p>
     <w:p>
@@ -673,7 +673,7 @@
           <w:i w:val="0"/>
           <w:sz w:val="22"/>
         </w:rPr>
-        <w:t>感谢审稿人简洁而准确的诊断。四点意见均已处理；我们也借此次修改之机，在预注册的 10 种子协议下重跑了全部实验并公开代码，使审稿人要求的 ECG 领域对比可以被他人核查与扩展。</w:t>
+        <w:t>感谢审稿人简洁而建设性的意见。四点均已处理；我们也借此次修改之机，在预注册的 10 种子协议下重跑了全部实验并公开代码，使审稿人要求的 ECG 领域对比可以被他人核查与扩展。</w:t>
       </w:r>
     </w:p>
     <w:p>
@@ -701,7 +701,7 @@
           <w:i w:val="0"/>
           <w:sz w:val="22"/>
         </w:rPr>
-        <w:t>回复：两点均属实。(a) Pan–Tompkins 是基于带通滤波、微分、平方与自适应阈值的 QRS 检测算法，并非模板匹配；修订稿已明确如此表述，模板匹配谱系改引 Kohler et al. (2002) 综述。(b) 全文补充近期 ECG 专用工作：新增 2.6 节"Recent ECG-Specific Anomaly Detection and Benchmarks"，讨论 MMAE-ECG（Zhou et al. 2025，PTB-XL）、注意力增强的 VAE-BiLSTM 研究（Garreta Basora et al. 2025，CPSC 2018）与神经架构搜索基准（Ibrahim et al. 2025，PTB-XL）；重构与表示两个小节也在相关处引用同一批工作；临床 ECG-AI 文献按意见 1.1/1.5 补充。</w:t>
+        <w:t>回复：感谢审稿人的仔细核查，两点均已在修订稿中处理。(a) Pan–Tompkins 是基于带通滤波、微分、平方与自适应阈值的 QRS 检测算法，并非模板匹配；修订稿已明确如此表述，模板匹配谱系改引 Kohler et al. (2002) 综述。(b) 全文补充近期 ECG 专用工作：新增 2.6 节"Recent ECG-Specific Anomaly Detection and Benchmarks"，讨论 MMAE-ECG（Zhou et al. 2025，PTB-XL）、注意力增强的 VAE-BiLSTM 研究（Garreta Basora et al. 2025，CPSC 2018）与神经架构搜索基准（Ibrahim et al. 2025，PTB-XL）；重构与表示两个小节也在相关处引用同一批工作；临床 ECG-AI 文献按意见 1.1/1.5 补充。</w:t>
       </w:r>
     </w:p>
     <w:p>
@@ -789,7 +789,7 @@
           <w:i w:val="0"/>
           <w:sz w:val="22"/>
         </w:rPr>
-        <w:t>回复：从三方面重新平衡全文。其一，Introduction 的临床证据段（意见 1.1）现在先于并引出方法学展开；其二，数学部分 3.2 明确定位为服务于生理假设的形式化直觉而非贡献本身（意见 1.3），Discussion 的 Factors 改为引用而非重述；其三，Clinical Implications 小节将模板级解释与已发表的筛查路径相衔接（意见 1.5），子类分析也改用临床语言撰写（QTS 在哪些病理上可信、哪些上不可信）。</w:t>
+        <w:t>回复：感谢审稿人的意见；我们从三方面重新平衡了全文。其一，Introduction 的临床证据段（意见 1.1）现在先于并引出方法学展开；其二，数学部分 3.2 明确定位为服务于生理假设的形式化直觉而非贡献本身（意见 1.3），Discussion 的 Factors 改为引用而非重述；其三，Clinical Implications 小节将模板级解释与已发表的筛查路径相衔接（意见 1.5），子类分析也改用临床语言撰写（QTS 在哪些病理上可信、哪些上不可信）。</w:t>
       </w:r>
     </w:p>
     <w:p>
@@ -847,7 +847,7 @@
           <w:i w:val="0"/>
           <w:sz w:val="22"/>
         </w:rPr>
-        <w:t>回复：从三个层面补充了所要求的比较。(i) 2.6 节报告近期 ECG 专用方法在 PTB-XL 与 CPSC 2018 上的公开数值，并明确说明为何不能与本文表格直接对比（划分方式、beat 级与 recording 级打分、部分使用监督定位标签的差异），同时指出这些数值与我们的结果相互印证（QTS 在 PTB-XL 为 0.862，MMAE-ECG 在其协议下为 0.860；QTS 在 CPSC 2018 为 0.840，近期自编码器变体为 0.77–0.83），并独立佐证我们的两个发现（Deep SVDD 在 PTB-XL 上的强度；轻量、非重构打分的竞争力）。(ii) 新增跨数据集迁移实验（5.5 节，表 5）：QTS、Deep SVDD、VAE 在同一组种子与划分下"在一个数据集训练、另一个数据集测试"；QTS 在 CPSC 2018 上训练后于 PTB-XL 达 0.884 AUROC，高于其 PTB-XL 域内结果（0.862）与同向迁移的 Deep SVDD（0.879）。(iii) 鉴于公开协议不一致，我们同时公开代码、固定种子与逐种子结果，任何近期方法都可以在与本文完全相同的协议下重跑；修订稿主表本身已建立在 13 种方法共用的 10 个预注册种子之上。</w:t>
+        <w:t>回复：感谢审稿人的建议；我们从三个层面补充了所要求的比较。(i) 2.6 节报告近期 ECG 专用方法在 PTB-XL 与 CPSC 2018 上的公开数值，并明确说明为何不能与本文表格直接对比（划分方式、beat 级与 recording 级打分、部分使用监督定位标签的差异），同时指出这些数值与我们的结果相互印证（QTS 在 PTB-XL 为 0.862，MMAE-ECG 在其协议下为 0.860；QTS 在 CPSC 2018 为 0.840，近期自编码器变体为 0.77–0.83），并独立佐证我们的两个发现（Deep SVDD 在 PTB-XL 上的强度；轻量、非重构打分的竞争力）。(ii) 新增跨数据集迁移实验（5.5 节，表 5）：QTS、Deep SVDD、VAE 在同一组种子与划分下"在一个数据集训练、另一个数据集测试"；QTS 在 CPSC 2018 上训练后于 PTB-XL 达 0.884 AUROC，高于其 PTB-XL 域内结果（0.862）与同向迁移的 Deep SVDD（0.879）。(iii) 鉴于公开协议不一致，我们同时公开代码、固定种子与逐种子结果，任何近期方法都可以在与本文完全相同的协议下重跑；修订稿主表本身已建立在 13 种方法共用的 10 个预注册种子之上。</w:t>
       </w:r>
     </w:p>
     <w:p>
@@ -935,7 +935,7 @@
           <w:i w:val="0"/>
           <w:sz w:val="22"/>
         </w:rPr>
-        <w:t>•  排名与显著性表述：修订稿改为"QTS 在 CPSC 2018 第一、在 PTB-XL 第二（显著低于 Deep SVDD，配对差 -0.0146 AUROC，95% CI [-0.0210, -0.0082]，0/10 种子胜），并显著优于其余 11 个基线"。统计检验改为 10 种子上的双侧配对 Wilcoxon + Holm 校正，报告 95% 置信区间；新增逐种子图与配对差值图使每个对比可核查。原稿"p = 0.031 是 n = 5 时可达到的最小双侧 p 值"的表述有误（0.031 = 1/32 是单侧最小值，n = 5 的双侧最小值为 0.0625），已删除。</w:t>
+        <w:t>•  排名与显著性表述：修订稿改为"QTS 在 CPSC 2018 第一、在 PTB-XL 第二（显著低于 Deep SVDD，配对差 -0.0146 AUROC，95% CI [-0.0210, -0.0082]，0/10 种子胜），并显著优于其余 11 个基线"。统计检验改为 10 种子上的双侧配对 Wilcoxon + Holm 校正，报告 95% 置信区间；新增逐种子图与配对差值图使每个对比可核查。原稿中"p = 0.031 是 n = 5 时可达到的最小双侧 p 值"一句已删除（0.031 实为单侧最小值，n = 5 的双侧最小值为 0.0625），并以 10 种子双侧检验 + Holm 校正的完整报告替代。</w:t>
       </w:r>
     </w:p>
     <w:p>
@@ -965,7 +965,7 @@
           <w:i w:val="0"/>
           <w:sz w:val="22"/>
         </w:rPr>
-        <w:t>•  数据集与预处理描述：CPSC 2018 异常/正常比例改为全库约 6.5:1（测试集约 6.7:1），替换错误的 43:1；归一化正确描述为逐导联 Z-score；并新增说明：在该不平衡度下，阈值优化 F1 接近"全判异常"的平凡分类器。</w:t>
+        <w:t>•  数据集与预处理描述：CPSC 2018 异常/正常比例改为全库约 6.5:1（测试集约 6.7:1），替换原稿引用的 43:1；归一化描述为逐导联 Z-score；并新增说明：在该不平衡度下，阈值优化 F1 接近"全判异常"的平凡分类器。</w:t>
       </w:r>
     </w:p>
     <w:p>
